--- a/artigo/GhostPredict_SBC.docx
+++ b/artigo/GhostPredict_SBC.docx
@@ -8463,7 +8463,7 @@
           <w:i w:val="0"/>
           <w:sz w:val="24"/>
         </w:rPr>
-        <w:t>Como evidência inicial dessa viabilidade, portamos o decodificador para C sem alocação dinâmica, com todo o estado em memória estática, e o verificamos bit a bit contra o motor de referência nos vetores de conformidade e em mensagens reais. A análise estática desse binário, pela ferramenta size, reporta cerca de 19 KB na seção de dados não inicializados e cerca de 4 KB de código para o decodificador normal, o que confirma a linha do decodificador da Tabela 8 por um segundo método, independente do alocador instrumentado. Restam para o dispositivo, ou para o emulador, a latência e a energia.</w:t>
+        <w:t>Essa viabilidade foi confirmada na prática. Portamos o decodificador para C sem alocação dinâmica, com todo o estado em memória estática, e o verificamos bit a bit contra o motor de referência nos vetores de conformidade e em mensagens reais. Ao compilá-lo para o ESP32 com o ESP-IDF, o relatório de tamanho por componente do idf.py atribui ao decodificador 19,7 KB na seção de dados não inicializados e cerca de 1,8 KB de código em flash, no alvo xtensa real. O valor de RAM converge com as outras duas medições independentes, o alocador instrumentado em Rust e a análise do objeto no hospedeiro, ambas em torno de 19 KB, o que confirma a linha do decodificador da Tabela 8 no próprio hardware de destino. Restam para o dispositivo físico, ou para o emulador, a latência e a energia.</w:t>
       </w:r>
     </w:p>
     <w:p>

--- a/artigo/GhostPredict_SBC.docx
+++ b/artigo/GhostPredict_SBC.docx
@@ -929,7 +929,7 @@
           <w:i w:val="0"/>
           <w:sz w:val="24"/>
         </w:rPr>
-        <w:t>Comparam-se dez configurações: o GhostPredict sem prior e com prior; os especialistas de string curta Unishox2 e SMAZ; o gzip nível 9; o zstd nível 19, com e sem dicionário treinado; uma variante enxuta do dicionário do zstd, sem soma de verificação e sem identificador de dicionário, que remove o enquadramento removível para isolar a contribuição do modelo; o brotli nível 11; e o xz nível 9. As versões foram zstd 1.5.7, xz 5.6.3, gzip 1.13, brotli 1.1.0 e Unishox2 da distribuição oficial. As métricas são o tamanho médio, a mediana e o percentil 95 por mensagem, a fração de mensagens expandidas, a fração de vitórias, a vazão e o uso de memória. O procedimento é reproduzível a partir do repositório público (https://github.com/matheusaraujoc/GPA), com sementes fixas; o commit exato e um identificador de versão devem acompanhar a versão final.</w:t>
+        <w:t>Comparam-se dez configurações: o GhostPredict sem prior e com prior; os especialistas de string curta Unishox2 e SMAZ; o gzip nível 9; o zstd nível 19, com e sem dicionário treinado; uma variante enxuta do dicionário do zstd, sem soma de verificação e sem identificador de dicionário, que remove o enquadramento removível para isolar a contribuição do modelo; o brotli nível 11; e o xz nível 9. As versões foram zstd 1.5.7, xz 5.6.3, gzip 1.13, brotli 1.1.0 e Unishox2 da distribuição oficial. As métricas são o tamanho médio, a mediana e o percentil 95 por mensagem, a fração de mensagens expandidas, a fração de vitórias, a vazão e o uso de memória. O procedimento é reproduzível a partir do repositório público (https://github.com/matheusaraujoc/GPA), com sementes fixas; o commit exato e um identificador de versão devem acompanhar a versão final. O repositório inclui o script de avaliação reproduzível, com um modo rápido de sanidade, o gerador de primer, e um decodificador de referência em C verificado bit a bit e medido no ESP32; a documentação técnica que acompanha o trabalho traz o guia de reprodução ponta a ponta.</w:t>
       </w:r>
     </w:p>
     <w:p>

--- a/artigo/GhostPredict_SBC.docx
+++ b/artigo/GhostPredict_SBC.docx
@@ -642,7 +642,7 @@
                 <w:b w:val="0"/>
                 <w:sz w:val="22"/>
               </w:rPr>
-              <w:t>UCI Household Power [Hebrail and Berard 2012]</w:t>
+              <w:t>UCI Household Power [Hébrail and Bérard 2012]</w:t>
             </w:r>
           </w:p>
         </w:tc>
